--- a/documents/Faza 1 - Arhitektura i projektovanje softvera Final.docx
+++ b/documents/Faza 1 - Arhitektura i projektovanje softvera Final.docx
@@ -25,17 +25,7 @@
           <w:color w:val="888888"/>
         </w:rPr>
         <w:t>Petar Nikolić 19289</w:t>
-      </w:r>
-      <w:r>
-        <w:rPr>
-          <w:color w:val="888888"/>
-        </w:rPr>
         <w:br w:type="textWrapping"/>
-      </w:r>
-      <w:r>
-        <w:rPr>
-          <w:color w:val="888888"/>
-        </w:rPr>
         <w:t>Luka Dimić 19099</w:t>
       </w:r>
     </w:p>
@@ -365,11 +355,7 @@
           </w:pPr>
           <w:r>
             <w:fldChar w:fldCharType="begin"/>
-          </w:r>
-          <w:r>
             <w:instrText xml:space="preserve">TOC \h \o "1-3"</w:instrText>
-          </w:r>
-          <w:r>
             <w:fldChar w:fldCharType="separate"/>
           </w:r>
         </w:p>
@@ -382,35 +368,15 @@
           </w:pPr>
           <w:r>
             <w:fldChar w:fldCharType="begin"/>
-          </w:r>
-          <w:r>
             <w:instrText xml:space="preserve"> HYPERLINK \l _Toc26178 </w:instrText>
-          </w:r>
-          <w:r>
             <w:fldChar w:fldCharType="separate"/>
-          </w:r>
-          <w:r>
             <w:t>1. Kontekst i cilj softverskog projekta</w:t>
-          </w:r>
-          <w:r>
             <w:tab/>
-          </w:r>
-          <w:r>
             <w:fldChar w:fldCharType="begin"/>
-          </w:r>
-          <w:r>
             <w:instrText xml:space="preserve"> PAGEREF _Toc26178 \h </w:instrText>
-          </w:r>
-          <w:r>
             <w:fldChar w:fldCharType="separate"/>
-          </w:r>
-          <w:r>
             <w:t>3</w:t>
-          </w:r>
-          <w:r>
             <w:fldChar w:fldCharType="end"/>
-          </w:r>
-          <w:r>
             <w:fldChar w:fldCharType="end"/>
           </w:r>
         </w:p>
@@ -423,35 +389,15 @@
           </w:pPr>
           <w:r>
             <w:fldChar w:fldCharType="begin"/>
-          </w:r>
-          <w:r>
             <w:instrText xml:space="preserve"> HYPERLINK \l _Toc4644 </w:instrText>
-          </w:r>
-          <w:r>
             <w:fldChar w:fldCharType="separate"/>
-          </w:r>
-          <w:r>
             <w:t>1.1. Kontekst softverskog projekta</w:t>
-          </w:r>
-          <w:r>
             <w:tab/>
-          </w:r>
-          <w:r>
             <w:fldChar w:fldCharType="begin"/>
-          </w:r>
-          <w:r>
             <w:instrText xml:space="preserve"> PAGEREF _Toc4644 \h </w:instrText>
-          </w:r>
-          <w:r>
             <w:fldChar w:fldCharType="separate"/>
-          </w:r>
-          <w:r>
             <w:t>3</w:t>
-          </w:r>
-          <w:r>
             <w:fldChar w:fldCharType="end"/>
-          </w:r>
-          <w:r>
             <w:fldChar w:fldCharType="end"/>
           </w:r>
         </w:p>
@@ -464,35 +410,15 @@
           </w:pPr>
           <w:r>
             <w:fldChar w:fldCharType="begin"/>
-          </w:r>
-          <w:r>
             <w:instrText xml:space="preserve"> HYPERLINK \l _Toc8748 </w:instrText>
-          </w:r>
-          <w:r>
             <w:fldChar w:fldCharType="separate"/>
-          </w:r>
-          <w:r>
             <w:t>1.2. Opis problema koji projekat rešava</w:t>
-          </w:r>
-          <w:r>
             <w:tab/>
-          </w:r>
-          <w:r>
             <w:fldChar w:fldCharType="begin"/>
-          </w:r>
-          <w:r>
             <w:instrText xml:space="preserve"> PAGEREF _Toc8748 \h </w:instrText>
-          </w:r>
-          <w:r>
             <w:fldChar w:fldCharType="separate"/>
-          </w:r>
-          <w:r>
             <w:t>3</w:t>
-          </w:r>
-          <w:r>
             <w:fldChar w:fldCharType="end"/>
-          </w:r>
-          <w:r>
             <w:fldChar w:fldCharType="end"/>
           </w:r>
         </w:p>
@@ -505,35 +431,15 @@
           </w:pPr>
           <w:r>
             <w:fldChar w:fldCharType="begin"/>
-          </w:r>
-          <w:r>
             <w:instrText xml:space="preserve"> HYPERLINK \l _Toc16379 </w:instrText>
-          </w:r>
-          <w:r>
             <w:fldChar w:fldCharType="separate"/>
-          </w:r>
-          <w:r>
             <w:t>1.3. Cilj softverskog projekta</w:t>
-          </w:r>
-          <w:r>
             <w:tab/>
-          </w:r>
-          <w:r>
             <w:fldChar w:fldCharType="begin"/>
-          </w:r>
-          <w:r>
             <w:instrText xml:space="preserve"> PAGEREF _Toc16379 \h </w:instrText>
-          </w:r>
-          <w:r>
             <w:fldChar w:fldCharType="separate"/>
-          </w:r>
-          <w:r>
             <w:t>3</w:t>
-          </w:r>
-          <w:r>
             <w:fldChar w:fldCharType="end"/>
-          </w:r>
-          <w:r>
             <w:fldChar w:fldCharType="end"/>
           </w:r>
         </w:p>
@@ -546,35 +452,15 @@
           </w:pPr>
           <w:r>
             <w:fldChar w:fldCharType="begin"/>
-          </w:r>
-          <w:r>
             <w:instrText xml:space="preserve"> HYPERLINK \l _Toc8713 </w:instrText>
-          </w:r>
-          <w:r>
             <w:fldChar w:fldCharType="separate"/>
-          </w:r>
-          <w:r>
             <w:t>1.4. Akademski cilj projekta</w:t>
-          </w:r>
-          <w:r>
             <w:tab/>
-          </w:r>
-          <w:r>
             <w:fldChar w:fldCharType="begin"/>
-          </w:r>
-          <w:r>
             <w:instrText xml:space="preserve"> PAGEREF _Toc8713 \h </w:instrText>
-          </w:r>
-          <w:r>
             <w:fldChar w:fldCharType="separate"/>
-          </w:r>
-          <w:r>
             <w:t>4</w:t>
-          </w:r>
-          <w:r>
             <w:fldChar w:fldCharType="end"/>
-          </w:r>
-          <w:r>
             <w:fldChar w:fldCharType="end"/>
           </w:r>
         </w:p>
@@ -587,35 +473,15 @@
           </w:pPr>
           <w:r>
             <w:fldChar w:fldCharType="begin"/>
-          </w:r>
-          <w:r>
             <w:instrText xml:space="preserve"> HYPERLINK \l _Toc6627 </w:instrText>
-          </w:r>
-          <w:r>
             <w:fldChar w:fldCharType="separate"/>
-          </w:r>
-          <w:r>
             <w:t>2. Arhitekturni zahtevi</w:t>
-          </w:r>
-          <w:r>
             <w:tab/>
-          </w:r>
-          <w:r>
             <w:fldChar w:fldCharType="begin"/>
-          </w:r>
-          <w:r>
             <w:instrText xml:space="preserve"> PAGEREF _Toc6627 \h </w:instrText>
-          </w:r>
-          <w:r>
             <w:fldChar w:fldCharType="separate"/>
-          </w:r>
-          <w:r>
             <w:t>4</w:t>
-          </w:r>
-          <w:r>
             <w:fldChar w:fldCharType="end"/>
-          </w:r>
-          <w:r>
             <w:fldChar w:fldCharType="end"/>
           </w:r>
         </w:p>
@@ -628,35 +494,15 @@
           </w:pPr>
           <w:r>
             <w:fldChar w:fldCharType="begin"/>
-          </w:r>
-          <w:r>
             <w:instrText xml:space="preserve"> HYPERLINK \l _Toc9977 </w:instrText>
-          </w:r>
-          <w:r>
             <w:fldChar w:fldCharType="separate"/>
-          </w:r>
-          <w:r>
             <w:t>2.1. Glavni funkcionalni zahtevi</w:t>
-          </w:r>
-          <w:r>
             <w:tab/>
-          </w:r>
-          <w:r>
             <w:fldChar w:fldCharType="begin"/>
-          </w:r>
-          <w:r>
             <w:instrText xml:space="preserve"> PAGEREF _Toc9977 \h </w:instrText>
-          </w:r>
-          <w:r>
             <w:fldChar w:fldCharType="separate"/>
-          </w:r>
-          <w:r>
             <w:t>4</w:t>
-          </w:r>
-          <w:r>
             <w:fldChar w:fldCharType="end"/>
-          </w:r>
-          <w:r>
             <w:fldChar w:fldCharType="end"/>
           </w:r>
         </w:p>
@@ -669,35 +515,15 @@
           </w:pPr>
           <w:r>
             <w:fldChar w:fldCharType="begin"/>
-          </w:r>
-          <w:r>
             <w:instrText xml:space="preserve"> HYPERLINK \l _Toc30138 </w:instrText>
-          </w:r>
-          <w:r>
             <w:fldChar w:fldCharType="separate"/>
-          </w:r>
-          <w:r>
             <w:t>2.2. Nefunkcionalni zahtevi (atributi kvaliteta)</w:t>
-          </w:r>
-          <w:r>
             <w:tab/>
-          </w:r>
-          <w:r>
             <w:fldChar w:fldCharType="begin"/>
-          </w:r>
-          <w:r>
             <w:instrText xml:space="preserve"> PAGEREF _Toc30138 \h </w:instrText>
-          </w:r>
-          <w:r>
             <w:fldChar w:fldCharType="separate"/>
-          </w:r>
-          <w:r>
             <w:t>6</w:t>
-          </w:r>
-          <w:r>
             <w:fldChar w:fldCharType="end"/>
-          </w:r>
-          <w:r>
             <w:fldChar w:fldCharType="end"/>
           </w:r>
         </w:p>
@@ -710,35 +536,15 @@
           </w:pPr>
           <w:r>
             <w:fldChar w:fldCharType="begin"/>
-          </w:r>
-          <w:r>
             <w:instrText xml:space="preserve"> HYPERLINK \l _Toc27550 </w:instrText>
-          </w:r>
-          <w:r>
             <w:fldChar w:fldCharType="separate"/>
-          </w:r>
-          <w:r>
             <w:t>Pouzdanost</w:t>
-          </w:r>
-          <w:r>
             <w:tab/>
-          </w:r>
-          <w:r>
             <w:fldChar w:fldCharType="begin"/>
-          </w:r>
-          <w:r>
             <w:instrText xml:space="preserve"> PAGEREF _Toc27550 \h </w:instrText>
-          </w:r>
-          <w:r>
             <w:fldChar w:fldCharType="separate"/>
-          </w:r>
-          <w:r>
             <w:t>6</w:t>
-          </w:r>
-          <w:r>
             <w:fldChar w:fldCharType="end"/>
-          </w:r>
-          <w:r>
             <w:fldChar w:fldCharType="end"/>
           </w:r>
         </w:p>
@@ -751,35 +557,15 @@
           </w:pPr>
           <w:r>
             <w:fldChar w:fldCharType="begin"/>
-          </w:r>
-          <w:r>
             <w:instrText xml:space="preserve"> HYPERLINK \l _Toc22255 </w:instrText>
-          </w:r>
-          <w:r>
             <w:fldChar w:fldCharType="separate"/>
-          </w:r>
-          <w:r>
             <w:t>Performanse</w:t>
-          </w:r>
-          <w:r>
             <w:tab/>
-          </w:r>
-          <w:r>
             <w:fldChar w:fldCharType="begin"/>
-          </w:r>
-          <w:r>
             <w:instrText xml:space="preserve"> PAGEREF _Toc22255 \h </w:instrText>
-          </w:r>
-          <w:r>
             <w:fldChar w:fldCharType="separate"/>
-          </w:r>
-          <w:r>
             <w:t>6</w:t>
-          </w:r>
-          <w:r>
             <w:fldChar w:fldCharType="end"/>
-          </w:r>
-          <w:r>
             <w:fldChar w:fldCharType="end"/>
           </w:r>
         </w:p>
@@ -792,35 +578,15 @@
           </w:pPr>
           <w:r>
             <w:fldChar w:fldCharType="begin"/>
-          </w:r>
-          <w:r>
             <w:instrText xml:space="preserve"> HYPERLINK \l _Toc5041 </w:instrText>
-          </w:r>
-          <w:r>
             <w:fldChar w:fldCharType="separate"/>
-          </w:r>
-          <w:r>
             <w:t>Dostupnost</w:t>
-          </w:r>
-          <w:r>
             <w:tab/>
-          </w:r>
-          <w:r>
             <w:fldChar w:fldCharType="begin"/>
-          </w:r>
-          <w:r>
             <w:instrText xml:space="preserve"> PAGEREF _Toc5041 \h </w:instrText>
-          </w:r>
-          <w:r>
             <w:fldChar w:fldCharType="separate"/>
-          </w:r>
-          <w:r>
             <w:t>6</w:t>
-          </w:r>
-          <w:r>
             <w:fldChar w:fldCharType="end"/>
-          </w:r>
-          <w:r>
             <w:fldChar w:fldCharType="end"/>
           </w:r>
         </w:p>
@@ -833,35 +599,15 @@
           </w:pPr>
           <w:r>
             <w:fldChar w:fldCharType="begin"/>
-          </w:r>
-          <w:r>
             <w:instrText xml:space="preserve"> HYPERLINK \l _Toc28728 </w:instrText>
-          </w:r>
-          <w:r>
             <w:fldChar w:fldCharType="separate"/>
-          </w:r>
-          <w:r>
             <w:t>Skalabilnost</w:t>
-          </w:r>
-          <w:r>
             <w:tab/>
-          </w:r>
-          <w:r>
             <w:fldChar w:fldCharType="begin"/>
-          </w:r>
-          <w:r>
             <w:instrText xml:space="preserve"> PAGEREF _Toc28728 \h </w:instrText>
-          </w:r>
-          <w:r>
             <w:fldChar w:fldCharType="separate"/>
-          </w:r>
-          <w:r>
             <w:t>6</w:t>
-          </w:r>
-          <w:r>
             <w:fldChar w:fldCharType="end"/>
-          </w:r>
-          <w:r>
             <w:fldChar w:fldCharType="end"/>
           </w:r>
         </w:p>
@@ -874,35 +620,15 @@
           </w:pPr>
           <w:r>
             <w:fldChar w:fldCharType="begin"/>
-          </w:r>
-          <w:r>
             <w:instrText xml:space="preserve"> HYPERLINK \l _Toc13681 </w:instrText>
-          </w:r>
-          <w:r>
             <w:fldChar w:fldCharType="separate"/>
-          </w:r>
-          <w:r>
             <w:t>Modifikabilnost</w:t>
-          </w:r>
-          <w:r>
             <w:tab/>
-          </w:r>
-          <w:r>
             <w:fldChar w:fldCharType="begin"/>
-          </w:r>
-          <w:r>
             <w:instrText xml:space="preserve"> PAGEREF _Toc13681 \h </w:instrText>
-          </w:r>
-          <w:r>
             <w:fldChar w:fldCharType="separate"/>
-          </w:r>
-          <w:r>
             <w:t>6</w:t>
-          </w:r>
-          <w:r>
             <w:fldChar w:fldCharType="end"/>
-          </w:r>
-          <w:r>
             <w:fldChar w:fldCharType="end"/>
           </w:r>
         </w:p>
@@ -915,35 +641,15 @@
           </w:pPr>
           <w:r>
             <w:fldChar w:fldCharType="begin"/>
-          </w:r>
-          <w:r>
             <w:instrText xml:space="preserve"> HYPERLINK \l _Toc23498 </w:instrText>
-          </w:r>
-          <w:r>
             <w:fldChar w:fldCharType="separate"/>
-          </w:r>
-          <w:r>
             <w:t>Sigurnost</w:t>
-          </w:r>
-          <w:r>
             <w:tab/>
-          </w:r>
-          <w:r>
             <w:fldChar w:fldCharType="begin"/>
-          </w:r>
-          <w:r>
             <w:instrText xml:space="preserve"> PAGEREF _Toc23498 \h </w:instrText>
-          </w:r>
-          <w:r>
             <w:fldChar w:fldCharType="separate"/>
-          </w:r>
-          <w:r>
             <w:t>6</w:t>
-          </w:r>
-          <w:r>
             <w:fldChar w:fldCharType="end"/>
-          </w:r>
-          <w:r>
             <w:fldChar w:fldCharType="end"/>
           </w:r>
         </w:p>
@@ -956,35 +662,15 @@
           </w:pPr>
           <w:r>
             <w:fldChar w:fldCharType="begin"/>
-          </w:r>
-          <w:r>
             <w:instrText xml:space="preserve"> HYPERLINK \l _Toc13158 </w:instrText>
-          </w:r>
-          <w:r>
             <w:fldChar w:fldCharType="separate"/>
-          </w:r>
-          <w:r>
             <w:t>2.3. Tehnička ograničenja</w:t>
-          </w:r>
-          <w:r>
             <w:tab/>
-          </w:r>
-          <w:r>
             <w:fldChar w:fldCharType="begin"/>
-          </w:r>
-          <w:r>
             <w:instrText xml:space="preserve"> PAGEREF _Toc13158 \h </w:instrText>
-          </w:r>
-          <w:r>
             <w:fldChar w:fldCharType="separate"/>
-          </w:r>
-          <w:r>
             <w:t>6</w:t>
-          </w:r>
-          <w:r>
             <w:fldChar w:fldCharType="end"/>
-          </w:r>
-          <w:r>
             <w:fldChar w:fldCharType="end"/>
           </w:r>
         </w:p>
@@ -997,35 +683,15 @@
           </w:pPr>
           <w:r>
             <w:fldChar w:fldCharType="begin"/>
-          </w:r>
-          <w:r>
             <w:instrText xml:space="preserve"> HYPERLINK \l _Toc1680 </w:instrText>
-          </w:r>
-          <w:r>
             <w:fldChar w:fldCharType="separate"/>
-          </w:r>
-          <w:r>
             <w:t>2.4. Poslovna ograničenja</w:t>
-          </w:r>
-          <w:r>
             <w:tab/>
-          </w:r>
-          <w:r>
             <w:fldChar w:fldCharType="begin"/>
-          </w:r>
-          <w:r>
             <w:instrText xml:space="preserve"> PAGEREF _Toc1680 \h </w:instrText>
-          </w:r>
-          <w:r>
             <w:fldChar w:fldCharType="separate"/>
-          </w:r>
-          <w:r>
             <w:t>7</w:t>
-          </w:r>
-          <w:r>
             <w:fldChar w:fldCharType="end"/>
-          </w:r>
-          <w:r>
             <w:fldChar w:fldCharType="end"/>
           </w:r>
         </w:p>
@@ -1038,35 +704,15 @@
           </w:pPr>
           <w:r>
             <w:fldChar w:fldCharType="begin"/>
-          </w:r>
-          <w:r>
             <w:instrText xml:space="preserve"> HYPERLINK \l _Toc4419 </w:instrText>
-          </w:r>
-          <w:r>
             <w:fldChar w:fldCharType="separate"/>
-          </w:r>
-          <w:r>
             <w:t>3. Arhitekturni dizajn</w:t>
-          </w:r>
-          <w:r>
             <w:tab/>
-          </w:r>
-          <w:r>
             <w:fldChar w:fldCharType="begin"/>
-          </w:r>
-          <w:r>
             <w:instrText xml:space="preserve"> PAGEREF _Toc4419 \h </w:instrText>
-          </w:r>
-          <w:r>
             <w:fldChar w:fldCharType="separate"/>
-          </w:r>
-          <w:r>
             <w:t>7</w:t>
-          </w:r>
-          <w:r>
             <w:fldChar w:fldCharType="end"/>
-          </w:r>
-          <w:r>
             <w:fldChar w:fldCharType="end"/>
           </w:r>
         </w:p>
@@ -1079,35 +725,15 @@
           </w:pPr>
           <w:r>
             <w:fldChar w:fldCharType="begin"/>
-          </w:r>
-          <w:r>
             <w:instrText xml:space="preserve"> HYPERLINK \l _Toc28160 </w:instrText>
-          </w:r>
-          <w:r>
             <w:fldChar w:fldCharType="separate"/>
-          </w:r>
-          <w:r>
             <w:t>3.1. Arhitekturni obrasci</w:t>
-          </w:r>
-          <w:r>
             <w:tab/>
-          </w:r>
-          <w:r>
             <w:fldChar w:fldCharType="begin"/>
-          </w:r>
-          <w:r>
             <w:instrText xml:space="preserve"> PAGEREF _Toc28160 \h </w:instrText>
-          </w:r>
-          <w:r>
             <w:fldChar w:fldCharType="separate"/>
-          </w:r>
-          <w:r>
             <w:t>7</w:t>
-          </w:r>
-          <w:r>
             <w:fldChar w:fldCharType="end"/>
-          </w:r>
-          <w:r>
             <w:fldChar w:fldCharType="end"/>
           </w:r>
         </w:p>
@@ -1120,35 +746,15 @@
           </w:pPr>
           <w:r>
             <w:fldChar w:fldCharType="begin"/>
-          </w:r>
-          <w:r>
             <w:instrText xml:space="preserve"> HYPERLINK \l _Toc1275 </w:instrText>
-          </w:r>
-          <w:r>
             <w:fldChar w:fldCharType="separate"/>
-          </w:r>
-          <w:r>
             <w:t>3.1.1. Client–Server obrazac</w:t>
-          </w:r>
-          <w:r>
             <w:tab/>
-          </w:r>
-          <w:r>
             <w:fldChar w:fldCharType="begin"/>
-          </w:r>
-          <w:r>
             <w:instrText xml:space="preserve"> PAGEREF _Toc1275 \h </w:instrText>
-          </w:r>
-          <w:r>
             <w:fldChar w:fldCharType="separate"/>
-          </w:r>
-          <w:r>
             <w:t>7</w:t>
-          </w:r>
-          <w:r>
             <w:fldChar w:fldCharType="end"/>
-          </w:r>
-          <w:r>
             <w:fldChar w:fldCharType="end"/>
           </w:r>
         </w:p>
@@ -1161,35 +767,15 @@
           </w:pPr>
           <w:r>
             <w:fldChar w:fldCharType="begin"/>
-          </w:r>
-          <w:r>
             <w:instrText xml:space="preserve"> HYPERLINK \l _Toc3431 </w:instrText>
-          </w:r>
-          <w:r>
             <w:fldChar w:fldCharType="separate"/>
-          </w:r>
-          <w:r>
             <w:t>3.1.2. Slojevita arhitektura (Clean Architecture)</w:t>
-          </w:r>
-          <w:r>
             <w:tab/>
-          </w:r>
-          <w:r>
             <w:fldChar w:fldCharType="begin"/>
-          </w:r>
-          <w:r>
             <w:instrText xml:space="preserve"> PAGEREF _Toc3431 \h </w:instrText>
-          </w:r>
-          <w:r>
             <w:fldChar w:fldCharType="separate"/>
-          </w:r>
-          <w:r>
             <w:t>8</w:t>
-          </w:r>
-          <w:r>
             <w:fldChar w:fldCharType="end"/>
-          </w:r>
-          <w:r>
             <w:fldChar w:fldCharType="end"/>
           </w:r>
         </w:p>
@@ -1202,35 +788,15 @@
           </w:pPr>
           <w:r>
             <w:fldChar w:fldCharType="begin"/>
-          </w:r>
-          <w:r>
             <w:instrText xml:space="preserve"> HYPERLINK \l _Toc19769 </w:instrText>
-          </w:r>
-          <w:r>
             <w:fldChar w:fldCharType="separate"/>
-          </w:r>
-          <w:r>
             <w:t>3.1.3. Repository obrazac</w:t>
-          </w:r>
-          <w:r>
             <w:tab/>
-          </w:r>
-          <w:r>
             <w:fldChar w:fldCharType="begin"/>
-          </w:r>
-          <w:r>
             <w:instrText xml:space="preserve"> PAGEREF _Toc19769 \h </w:instrText>
-          </w:r>
-          <w:r>
             <w:fldChar w:fldCharType="separate"/>
-          </w:r>
-          <w:r>
             <w:t>8</w:t>
-          </w:r>
-          <w:r>
             <w:fldChar w:fldCharType="end"/>
-          </w:r>
-          <w:r>
             <w:fldChar w:fldCharType="end"/>
           </w:r>
         </w:p>
@@ -1243,35 +809,15 @@
           </w:pPr>
           <w:r>
             <w:fldChar w:fldCharType="begin"/>
-          </w:r>
-          <w:r>
             <w:instrText xml:space="preserve"> HYPERLINK \l _Toc32500 </w:instrText>
-          </w:r>
-          <w:r>
             <w:fldChar w:fldCharType="separate"/>
-          </w:r>
-          <w:r>
             <w:t>3.1.4. Unit of Work obrazac</w:t>
-          </w:r>
-          <w:r>
             <w:tab/>
-          </w:r>
-          <w:r>
             <w:fldChar w:fldCharType="begin"/>
-          </w:r>
-          <w:r>
             <w:instrText xml:space="preserve"> PAGEREF _Toc32500 \h </w:instrText>
-          </w:r>
-          <w:r>
             <w:fldChar w:fldCharType="separate"/>
-          </w:r>
-          <w:r>
             <w:t>9</w:t>
-          </w:r>
-          <w:r>
             <w:fldChar w:fldCharType="end"/>
-          </w:r>
-          <w:r>
             <w:fldChar w:fldCharType="end"/>
           </w:r>
         </w:p>
@@ -1284,35 +830,15 @@
           </w:pPr>
           <w:r>
             <w:fldChar w:fldCharType="begin"/>
-          </w:r>
-          <w:r>
             <w:instrText xml:space="preserve"> HYPERLINK \l _Toc24797 </w:instrText>
-          </w:r>
-          <w:r>
             <w:fldChar w:fldCharType="separate"/>
-          </w:r>
-          <w:r>
             <w:t>3.1.5. Publish–Subscribe obrazac i domenski događaji</w:t>
-          </w:r>
-          <w:r>
             <w:tab/>
-          </w:r>
-          <w:r>
             <w:fldChar w:fldCharType="begin"/>
-          </w:r>
-          <w:r>
             <w:instrText xml:space="preserve"> PAGEREF _Toc24797 \h </w:instrText>
-          </w:r>
-          <w:r>
             <w:fldChar w:fldCharType="separate"/>
-          </w:r>
-          <w:r>
             <w:t>9</w:t>
-          </w:r>
-          <w:r>
             <w:fldChar w:fldCharType="end"/>
-          </w:r>
-          <w:r>
             <w:fldChar w:fldCharType="end"/>
           </w:r>
         </w:p>
@@ -1325,35 +851,15 @@
           </w:pPr>
           <w:r>
             <w:fldChar w:fldCharType="begin"/>
-          </w:r>
-          <w:r>
             <w:instrText xml:space="preserve"> HYPERLINK \l _Toc13771 </w:instrText>
-          </w:r>
-          <w:r>
             <w:fldChar w:fldCharType="separate"/>
-          </w:r>
-          <w:r>
             <w:t>3.1.6. State obrazac</w:t>
-          </w:r>
-          <w:r>
             <w:tab/>
-          </w:r>
-          <w:r>
             <w:fldChar w:fldCharType="begin"/>
-          </w:r>
-          <w:r>
             <w:instrText xml:space="preserve"> PAGEREF _Toc13771 \h </w:instrText>
-          </w:r>
-          <w:r>
             <w:fldChar w:fldCharType="separate"/>
-          </w:r>
-          <w:r>
             <w:t>10</w:t>
-          </w:r>
-          <w:r>
             <w:fldChar w:fldCharType="end"/>
-          </w:r>
-          <w:r>
             <w:fldChar w:fldCharType="end"/>
           </w:r>
         </w:p>
@@ -1366,35 +872,15 @@
           </w:pPr>
           <w:r>
             <w:fldChar w:fldCharType="begin"/>
-          </w:r>
-          <w:r>
             <w:instrText xml:space="preserve"> HYPERLINK \l _Toc26416 </w:instrText>
-          </w:r>
-          <w:r>
             <w:fldChar w:fldCharType="separate"/>
-          </w:r>
-          <w:r>
             <w:t>3.1.7. Observer obrazac</w:t>
-          </w:r>
-          <w:r>
             <w:tab/>
-          </w:r>
-          <w:r>
             <w:fldChar w:fldCharType="begin"/>
-          </w:r>
-          <w:r>
             <w:instrText xml:space="preserve"> PAGEREF _Toc26416 \h </w:instrText>
-          </w:r>
-          <w:r>
             <w:fldChar w:fldCharType="separate"/>
-          </w:r>
-          <w:r>
             <w:t>11</w:t>
-          </w:r>
-          <w:r>
             <w:fldChar w:fldCharType="end"/>
-          </w:r>
-          <w:r>
             <w:fldChar w:fldCharType="end"/>
           </w:r>
         </w:p>
@@ -1407,35 +893,15 @@
           </w:pPr>
           <w:r>
             <w:fldChar w:fldCharType="begin"/>
-          </w:r>
-          <w:r>
             <w:instrText xml:space="preserve"> HYPERLINK \l _Toc8670 </w:instrText>
-          </w:r>
-          <w:r>
             <w:fldChar w:fldCharType="separate"/>
-          </w:r>
-          <w:r>
             <w:t>3.1.8. Command obrazac</w:t>
-          </w:r>
-          <w:r>
             <w:tab/>
-          </w:r>
-          <w:r>
             <w:fldChar w:fldCharType="begin"/>
-          </w:r>
-          <w:r>
             <w:instrText xml:space="preserve"> PAGEREF _Toc8670 \h </w:instrText>
-          </w:r>
-          <w:r>
             <w:fldChar w:fldCharType="separate"/>
-          </w:r>
-          <w:r>
             <w:t>11</w:t>
-          </w:r>
-          <w:r>
             <w:fldChar w:fldCharType="end"/>
-          </w:r>
-          <w:r>
             <w:fldChar w:fldCharType="end"/>
           </w:r>
         </w:p>
@@ -1448,35 +914,15 @@
           </w:pPr>
           <w:r>
             <w:fldChar w:fldCharType="begin"/>
-          </w:r>
-          <w:r>
             <w:instrText xml:space="preserve"> HYPERLINK \l _Toc9966 </w:instrText>
-          </w:r>
-          <w:r>
             <w:fldChar w:fldCharType="separate"/>
-          </w:r>
-          <w:r>
             <w:t>3.1.9. Factory obrazac</w:t>
-          </w:r>
-          <w:r>
             <w:tab/>
-          </w:r>
-          <w:r>
             <w:fldChar w:fldCharType="begin"/>
-          </w:r>
-          <w:r>
             <w:instrText xml:space="preserve"> PAGEREF _Toc9966 \h </w:instrText>
-          </w:r>
-          <w:r>
             <w:fldChar w:fldCharType="separate"/>
-          </w:r>
-          <w:r>
             <w:t>12</w:t>
-          </w:r>
-          <w:r>
             <w:fldChar w:fldCharType="end"/>
-          </w:r>
-          <w:r>
             <w:fldChar w:fldCharType="end"/>
           </w:r>
         </w:p>
@@ -1489,35 +935,15 @@
           </w:pPr>
           <w:r>
             <w:fldChar w:fldCharType="begin"/>
-          </w:r>
-          <w:r>
             <w:instrText xml:space="preserve"> HYPERLINK \l _Toc21345 </w:instrText>
-          </w:r>
-          <w:r>
             <w:fldChar w:fldCharType="separate"/>
-          </w:r>
-          <w:r>
             <w:t>3.1.10. Pesimističko zaključavanje</w:t>
-          </w:r>
-          <w:r>
             <w:tab/>
-          </w:r>
-          <w:r>
             <w:fldChar w:fldCharType="begin"/>
-          </w:r>
-          <w:r>
             <w:instrText xml:space="preserve"> PAGEREF _Toc21345 \h </w:instrText>
-          </w:r>
-          <w:r>
             <w:fldChar w:fldCharType="separate"/>
-          </w:r>
-          <w:r>
             <w:t>13</w:t>
-          </w:r>
-          <w:r>
             <w:fldChar w:fldCharType="end"/>
-          </w:r>
-          <w:r>
             <w:fldChar w:fldCharType="end"/>
           </w:r>
         </w:p>
@@ -1530,35 +956,15 @@
           </w:pPr>
           <w:r>
             <w:fldChar w:fldCharType="begin"/>
-          </w:r>
-          <w:r>
             <w:instrText xml:space="preserve"> HYPERLINK \l _Toc19025 </w:instrText>
-          </w:r>
-          <w:r>
             <w:fldChar w:fldCharType="separate"/>
-          </w:r>
-          <w:r>
             <w:t>3.2. Generalna arhitektura sistema</w:t>
-          </w:r>
-          <w:r>
             <w:tab/>
-          </w:r>
-          <w:r>
             <w:fldChar w:fldCharType="begin"/>
-          </w:r>
-          <w:r>
             <w:instrText xml:space="preserve"> PAGEREF _Toc19025 \h </w:instrText>
-          </w:r>
-          <w:r>
             <w:fldChar w:fldCharType="separate"/>
-          </w:r>
-          <w:r>
             <w:t>13</w:t>
-          </w:r>
-          <w:r>
             <w:fldChar w:fldCharType="end"/>
-          </w:r>
-          <w:r>
             <w:fldChar w:fldCharType="end"/>
           </w:r>
         </w:p>
@@ -1571,35 +977,15 @@
           </w:pPr>
           <w:r>
             <w:fldChar w:fldCharType="begin"/>
-          </w:r>
-          <w:r>
             <w:instrText xml:space="preserve"> HYPERLINK \l _Toc8981 </w:instrText>
-          </w:r>
-          <w:r>
             <w:fldChar w:fldCharType="separate"/>
-          </w:r>
-          <w:r>
             <w:t>3.3. Strukturni pogledi</w:t>
-          </w:r>
-          <w:r>
             <w:tab/>
-          </w:r>
-          <w:r>
             <w:fldChar w:fldCharType="begin"/>
-          </w:r>
-          <w:r>
             <w:instrText xml:space="preserve"> PAGEREF _Toc8981 \h </w:instrText>
-          </w:r>
-          <w:r>
             <w:fldChar w:fldCharType="separate"/>
-          </w:r>
-          <w:r>
             <w:t>15</w:t>
-          </w:r>
-          <w:r>
             <w:fldChar w:fldCharType="end"/>
-          </w:r>
-          <w:r>
             <w:fldChar w:fldCharType="end"/>
           </w:r>
         </w:p>
@@ -1612,35 +998,15 @@
           </w:pPr>
           <w:r>
             <w:fldChar w:fldCharType="begin"/>
-          </w:r>
-          <w:r>
             <w:instrText xml:space="preserve"> HYPERLINK \l _Toc2242 </w:instrText>
-          </w:r>
-          <w:r>
             <w:fldChar w:fldCharType="separate"/>
-          </w:r>
-          <w:r>
             <w:t>3.4. Bihejvioralni pogledi</w:t>
-          </w:r>
-          <w:r>
             <w:tab/>
-          </w:r>
-          <w:r>
             <w:fldChar w:fldCharType="begin"/>
-          </w:r>
-          <w:r>
             <w:instrText xml:space="preserve"> PAGEREF _Toc2242 \h </w:instrText>
-          </w:r>
-          <w:r>
             <w:fldChar w:fldCharType="separate"/>
-          </w:r>
-          <w:r>
             <w:t>16</w:t>
-          </w:r>
-          <w:r>
             <w:fldChar w:fldCharType="end"/>
-          </w:r>
-          <w:r>
             <w:fldChar w:fldCharType="end"/>
           </w:r>
         </w:p>
@@ -1653,35 +1019,15 @@
           </w:pPr>
           <w:r>
             <w:fldChar w:fldCharType="begin"/>
-          </w:r>
-          <w:r>
             <w:instrText xml:space="preserve"> HYPERLINK \l _Toc19904 </w:instrText>
-          </w:r>
-          <w:r>
             <w:fldChar w:fldCharType="separate"/>
-          </w:r>
-          <w:r>
             <w:t>3.4.1. Zaključavanje ploče i real-time obaveštavanje</w:t>
-          </w:r>
-          <w:r>
             <w:tab/>
-          </w:r>
-          <w:r>
             <w:fldChar w:fldCharType="begin"/>
-          </w:r>
-          <w:r>
             <w:instrText xml:space="preserve"> PAGEREF _Toc19904 \h </w:instrText>
-          </w:r>
-          <w:r>
             <w:fldChar w:fldCharType="separate"/>
-          </w:r>
-          <w:r>
             <w:t>16</w:t>
-          </w:r>
-          <w:r>
             <w:fldChar w:fldCharType="end"/>
-          </w:r>
-          <w:r>
             <w:fldChar w:fldCharType="end"/>
           </w:r>
         </w:p>
@@ -1694,35 +1040,15 @@
           </w:pPr>
           <w:r>
             <w:fldChar w:fldCharType="begin"/>
-          </w:r>
-          <w:r>
             <w:instrText xml:space="preserve"> HYPERLINK \l _Toc2789 </w:instrText>
-          </w:r>
-          <w:r>
             <w:fldChar w:fldCharType="separate"/>
-          </w:r>
-          <w:r>
             <w:t>3.4.2. Promena statusa zadatka uz State obrazac</w:t>
-          </w:r>
-          <w:r>
             <w:tab/>
-          </w:r>
-          <w:r>
             <w:fldChar w:fldCharType="begin"/>
-          </w:r>
-          <w:r>
             <w:instrText xml:space="preserve"> PAGEREF _Toc2789 \h </w:instrText>
-          </w:r>
-          <w:r>
             <w:fldChar w:fldCharType="separate"/>
-          </w:r>
-          <w:r>
             <w:t>17</w:t>
-          </w:r>
-          <w:r>
             <w:fldChar w:fldCharType="end"/>
-          </w:r>
-          <w:r>
             <w:fldChar w:fldCharType="end"/>
           </w:r>
         </w:p>
@@ -1735,35 +1061,15 @@
           </w:pPr>
           <w:r>
             <w:fldChar w:fldCharType="begin"/>
-          </w:r>
-          <w:r>
             <w:instrText xml:space="preserve"> HYPERLINK \l _Toc9354 </w:instrText>
-          </w:r>
-          <w:r>
             <w:fldChar w:fldCharType="separate"/>
-          </w:r>
-          <w:r>
             <w:t>3.4.3. Slanje chat poruke i perzistencija</w:t>
-          </w:r>
-          <w:r>
             <w:tab/>
-          </w:r>
-          <w:r>
             <w:fldChar w:fldCharType="begin"/>
-          </w:r>
-          <w:r>
             <w:instrText xml:space="preserve"> PAGEREF _Toc9354 \h </w:instrText>
-          </w:r>
-          <w:r>
             <w:fldChar w:fldCharType="separate"/>
-          </w:r>
-          <w:r>
             <w:t>17</w:t>
-          </w:r>
-          <w:r>
             <w:fldChar w:fldCharType="end"/>
-          </w:r>
-          <w:r>
             <w:fldChar w:fldCharType="end"/>
           </w:r>
         </w:p>
@@ -1776,35 +1082,15 @@
           </w:pPr>
           <w:r>
             <w:fldChar w:fldCharType="begin"/>
-          </w:r>
-          <w:r>
             <w:instrText xml:space="preserve"> HYPERLINK \l _Toc17422 </w:instrText>
-          </w:r>
-          <w:r>
             <w:fldChar w:fldCharType="separate"/>
-          </w:r>
-          <w:r>
             <w:t>4. Implementaciona pitanja</w:t>
-          </w:r>
-          <w:r>
             <w:tab/>
-          </w:r>
-          <w:r>
             <w:fldChar w:fldCharType="begin"/>
-          </w:r>
-          <w:r>
             <w:instrText xml:space="preserve"> PAGEREF _Toc17422 \h </w:instrText>
-          </w:r>
-          <w:r>
             <w:fldChar w:fldCharType="separate"/>
-          </w:r>
-          <w:r>
             <w:t>18</w:t>
-          </w:r>
-          <w:r>
             <w:fldChar w:fldCharType="end"/>
-          </w:r>
-          <w:r>
             <w:fldChar w:fldCharType="end"/>
           </w:r>
         </w:p>
@@ -1817,35 +1103,15 @@
           </w:pPr>
           <w:r>
             <w:fldChar w:fldCharType="begin"/>
-          </w:r>
-          <w:r>
             <w:instrText xml:space="preserve"> HYPERLINK \l _Toc16664 </w:instrText>
-          </w:r>
-          <w:r>
             <w:fldChar w:fldCharType="separate"/>
-          </w:r>
-          <w:r>
             <w:t>4.1. Serverska strana</w:t>
-          </w:r>
-          <w:r>
             <w:tab/>
-          </w:r>
-          <w:r>
             <w:fldChar w:fldCharType="begin"/>
-          </w:r>
-          <w:r>
             <w:instrText xml:space="preserve"> PAGEREF _Toc16664 \h </w:instrText>
-          </w:r>
-          <w:r>
             <w:fldChar w:fldCharType="separate"/>
-          </w:r>
-          <w:r>
             <w:t>18</w:t>
-          </w:r>
-          <w:r>
             <w:fldChar w:fldCharType="end"/>
-          </w:r>
-          <w:r>
             <w:fldChar w:fldCharType="end"/>
           </w:r>
         </w:p>
@@ -1858,35 +1124,15 @@
           </w:pPr>
           <w:r>
             <w:fldChar w:fldCharType="begin"/>
-          </w:r>
-          <w:r>
             <w:instrText xml:space="preserve"> HYPERLINK \l _Toc5226 </w:instrText>
-          </w:r>
-          <w:r>
             <w:fldChar w:fldCharType="separate"/>
-          </w:r>
-          <w:r>
             <w:t>4.2. Klijentska strana</w:t>
-          </w:r>
-          <w:r>
             <w:tab/>
-          </w:r>
-          <w:r>
             <w:fldChar w:fldCharType="begin"/>
-          </w:r>
-          <w:r>
             <w:instrText xml:space="preserve"> PAGEREF _Toc5226 \h </w:instrText>
-          </w:r>
-          <w:r>
             <w:fldChar w:fldCharType="separate"/>
-          </w:r>
-          <w:r>
             <w:t>19</w:t>
-          </w:r>
-          <w:r>
             <w:fldChar w:fldCharType="end"/>
-          </w:r>
-          <w:r>
             <w:fldChar w:fldCharType="end"/>
           </w:r>
         </w:p>
@@ -1899,35 +1145,15 @@
           </w:pPr>
           <w:r>
             <w:fldChar w:fldCharType="begin"/>
-          </w:r>
-          <w:r>
             <w:instrText xml:space="preserve"> HYPERLINK \l _Toc25493 </w:instrText>
-          </w:r>
-          <w:r>
             <w:fldChar w:fldCharType="separate"/>
-          </w:r>
-          <w:r>
             <w:t>4.3. Obrasci koje primenjuju izabrani okviri</w:t>
-          </w:r>
-          <w:r>
             <w:tab/>
-          </w:r>
-          <w:r>
             <w:fldChar w:fldCharType="begin"/>
-          </w:r>
-          <w:r>
             <w:instrText xml:space="preserve"> PAGEREF _Toc25493 \h </w:instrText>
-          </w:r>
-          <w:r>
             <w:fldChar w:fldCharType="separate"/>
-          </w:r>
-          <w:r>
             <w:t>19</w:t>
-          </w:r>
-          <w:r>
             <w:fldChar w:fldCharType="end"/>
-          </w:r>
-          <w:r>
             <w:fldChar w:fldCharType="end"/>
           </w:r>
         </w:p>
@@ -4076,7 +3302,7 @@
         <w:spacing w:before="40" w:after="60"/>
       </w:pPr>
       <w:r>
-        <w:t>Životni ciklus zadatka – prelazi između stanja zadatka moraju pratiti definisani životni ciklus: ToDo može preći samo u InProgress; InProgress u PR ili ToDo; PR u Testing ili InProgress; Testing u Done ili PR; Done je terminalno stanje.</w:t>
+        <w:t>Životni ciklus zadatka – prelazi između stanja zadatka moraju pratiti definisani životni ciklus: ToDo može preći samo u InProgress; InProgress u PR ili ToDo; PR u Testing ili InProgress; Testing u Done ili InProgress; Done je terminalno stanje.</w:t>
       </w:r>
     </w:p>
     <w:p>
@@ -4102,7 +3328,7 @@
         <w:spacing w:before="40" w:after="60"/>
       </w:pPr>
       <w:r>
-        <w:t>Uloge u radnom prostoru – Guest uloga ne može kreirati zadatke; Admin može upravljati članovima prostora.</w:t>
+        <w:t>Uloge u radnom prostoru – Guest uloga ne može kreirati zadatke; vlasnik radnog prostora (Owner) upravlja članovima prostora i pozivnicama.</w:t>
       </w:r>
     </w:p>
     <w:p>
@@ -5112,7 +4338,7 @@
         <w:spacing w:before="40" w:after="60"/>
       </w:pPr>
       <w:r>
-        <w:t>TestingState – dozvoljava prelaz u Done ili nazad u PR.</w:t>
+        <w:t>TestingState – dozvoljava prelaz u Done ili nazad u InProgress.</w:t>
       </w:r>
     </w:p>
     <w:p>
@@ -5307,7 +4533,7 @@
         <w:jc w:val="both"/>
       </w:pPr>
       <w:r>
-        <w:t>Observer obrazac je implementiran kroz DomainEventSubject klasu koja drži listu IDomainEventObserver implementacija. Registrovana su dva konkretna Observer-a: RabbitMqDomainEventObserver serijalizuje domenski događaj i objavljuje ga u RabbitMQ red sa perzistentnim svojstvima; SignalRDomainEventObserver filtrira događaje prema HashSet-u UserTargetedEvents (WorkItemAssigned, WorkItemStatusChanged, YouNowHaveWriteAccess, WorkItemUnlocked, BoardInvitation, WorkspaceInvitation) i za svaki od njih poziva INotificationService.SendToUserAsync prema ciljanom korisniku, čitajući TargetUserId ili TargetUserIds iz payload-a. Observer-i se registruju kroz Dependency Injection kontejner, čime se postiže labava sprega između domena i infrastrukturnih tehnologija.</w:t>
+        <w:t>Observer obrazac je implementiran kroz DomainEventSubject klasu koja drži listu IDomainEventObserver implementacija. Registrovana su dva konkretna Observer-a: RabbitMqDomainEventObserver serijalizuje domenski događaj i objavljuje ga u RabbitMQ red sa perzistentnim svojstvima; SignalRDomainEventObserver filtrira događaje prema HashSet-u UserTargetedEvents (WorkItemAssigned, WorkItemStatusChanged, YouNowHaveWriteAccess, WorkItemUnlocked, BoardInvitation, WorkspaceInvitation) i za svaki od njih poziva INotificationService.SendToUserAsync prema ciljanom korisniku, čitajući TargetUserId ili TargetUserIds iz payload-a, a događaje iz skupa BoardBroadcastEvents (kreiranje/izmena zadataka, komentari, fajlovi, podzadaci, zaključavanje ploče) prosleđuje svim klijentima u SignalR grupi board-{boardId} preko INotificationService.SendToGroupAsync. Observer-i se registruju kroz Dependency Injection kontejner, čime se postiže labava sprega između domena i infrastrukturnih tehnologija.</w:t>
       </w:r>
     </w:p>
     <w:p>
@@ -5316,7 +4542,7 @@
         <w:jc w:val="both"/>
       </w:pPr>
       <w:r>
-        <w:t>Napomena – U finalnoj implementaciji: SignalRDomainEventObserver je sada jedina tačka koja odlučuje koji domenski događaji stižu klijentima uživo, dok aplikacioni servisi (BoardLockService, WorkItemLockService, WorkItemService i dr.) isključivo pozivaju DomainEventSubject.NotifyAsync i ne znaju da SignalR uopšte postoji. Jedini servis koji i dalje poziva INotificationService direktno je ChatService – namerno, jer chat poruke ne prolaze kroz Command/Observer lanac (već se perzistiraju direktno preko IMessageRepository) i ne zahtevaju RabbitMQ audit trag. Domenski događaji koji nisu u skupu UserTargetedEvents (npr. WorkItemLockTransferred, BoardLockTransferred, WorkItemCreated, WorkItemUpdated, CommentCreated) i dalje se objavljuju na RabbitMQ i perzistiraju u domain_event_logs, ali se ne prosleđuju uživo nijednom klijentu – ovo ostaje poznato ograničenje trenutne implementacije, a ne greška: audit trag postoji za sve događaje, dok je real-time push namerno ograničen na događaje koji zahtevaju neposrednu pažnju korisnika.</w:t>
+        <w:t>Napomena – U finalnoj implementaciji: SignalRDomainEventObserver je sada jedina tačka koja odlučuje koji domenski događaji stižu klijentima uživo, dok aplikacioni servisi (BoardLockService, WorkItemLockService, WorkItemService i dr.) isključivo pozivaju DomainEventSubject.NotifyAsync i ne znaju da SignalR uopšte postoji. Jedini servis koji i dalje poziva INotificationService direktno je ChatService – namerno, jer chat poruke ne prolaze kroz Command/Observer lanac (već se perzistiraju direktno preko IMessageRepository) i ne zahtevaju RabbitMQ audit trag. Pored toga, SignalRDomainEventObserver održava i skup BoardBroadcastEvents (WorkItemCreated, WorkItemUpdated, WorkItemDeleted, WorkItemPriorityChanged, Comment i WorkItemFile događaji, BoardLocked, BoardUnlocked, BoardLockTransferred i SubWorkItem događaji) – ti događaji se emituju svim klijentima pridruženim SignalR grupi board-{boardId}, kojoj se klijent pridružuje hub metodama JoinBoard/LeaveBoard pri otvaranju ploče. Domenski događaji koji nisu ni u jednom od dva skupa (npr. WorkItemLocked, WorkItemLockTransferred, SprintUpdated, SprintDeleted) i dalje se objavljuju na RabbitMQ i perzistiraju u domain_event_logs, ali se ne prosleđuju uživo klijentima: audit trag postoji za sve događaje, dok je real-time push ograničen na događaje relevantne za korisnički interfejs.</w:t>
       </w:r>
     </w:p>
     <w:p>
@@ -6788,7 +6014,7 @@
         <w:spacing w:before="40" w:after="60"/>
       </w:pPr>
       <w:r>
-        <w:t>SignalRNotificationService šalje notifikaciju svim članovima workspace-a.</w:t>
+        <w:t>SignalRDomainEventObserver prosleđuje BoardLocked događaj svim klijentima u SignalR grupi board-{boardId}.</w:t>
       </w:r>
     </w:p>
     <w:p>
@@ -8117,7 +7343,7 @@
         <w:jc w:val="both"/>
       </w:pPr>
       <w:r>
-        <w:t>Napomena – poznata ograničenja klijentske implementacije: U trenutnoj verziji frontend-a postoje tri tehničke napomene. Prvo, servisi BoardService, SprintService i WorkspaceService čitaju JWT token iz localStorage samo jednom, pri kreiranju servisa – pošto su to Angular singleton servisi koji žive kroz čitav vek aplikacije, promena naloga bez punog osvežavanja stranice može rezultovati slanjem zastarelog tokena; ostali servisi (CommentService, TaskService, SubWorkItemService) čitaju token iznova pri svakom pozivu, što je ispravan pristup. Drugo, TaskService dodatno dodaje Authorization header ručno u svaki HTTP poziv iako to već radi registrovani authInterceptor – redundantno, ali neškodljivo. Treće, BoardLock funkcionalnost nije implementirana na klijentskoj strani – frontend ne poziva endpoint za zaključavanje ploče (POST /api/board-locks/open/{boardId}), što ostaje planirano za narednu fazu razvoja.</w:t>
+        <w:t>Napomena – poznata ograničenja klijentske implementacije: U trenutnoj verziji frontend-a postoje tri tehničke napomene. Prvo, servisi BoardService, SprintService i WorkspaceService čitaju JWT token iz localStorage samo jednom, pri kreiranju servisa – pošto su to Angular singleton servisi koji žive kroz čitav vek aplikacije, promena naloga bez punog osvežavanja stranice može rezultovati slanjem zastarelog tokena; ostali servisi (CommentService, TaskService, SubWorkItemService) čitaju token iznova pri svakom pozivu, što je ispravan pristup. Drugo, TaskService dodatno dodaje Authorization header ručno u svaki HTTP poziv iako to već radi registrovani authInterceptor – redundantno, ali neškodljivo. Treće, BoardLock funkcionalnost nije implementirana na klijentskoj strani – frontend ne poziva endpoint za zaključavanje ploče (POST /api/board-locks/open/{boardId}), što ostaje planirano za narednu fazu razvoja; nasuprot tome, WorkItemLock jeste integrisan na klijentu – otvaranje zadatka poziva /api/work-item-locks/open/{workItemId} uz periodični heartbeat, a zatvaranje modala otpušta ključ.</w:t>
       </w:r>
     </w:p>
     <w:p>
